--- a/paper/maghale.docx
+++ b/paper/maghale.docx
@@ -45,21 +45,41 @@
     <w:p>
       <w:pPr>
         <w:bidi/>
+        <w:spacing w:after="60"/>
+        <w:jc w:val="center"/>
+      </w:pPr>
+      <w:r>
+        <w:rPr>
+          <w:rFonts w:ascii="Times New Roman" w:cs="B Lotus" w:hAnsi="Times New Roman"/>
+          <w:b w:val="false"/>
+          <w:bCs w:val="false"/>
+          <w:i w:val="false"/>
+          <w:iCs w:val="false"/>
+          <w:sz w:val="26"/>
+          <w:szCs w:val="26"/>
+          <w:rtl/>
+        </w:rPr>
+        <w:t xml:space="preserve">زهره ذاکران</w:t>
+      </w:r>
+    </w:p>
+    <w:p>
+      <w:pPr>
+        <w:bidi/>
         <w:spacing w:after="240"/>
         <w:jc w:val="center"/>
       </w:pPr>
       <w:r>
         <w:rPr>
-          <w:rFonts w:ascii="Times New Roman" w:cs="B Lotus" w:hAnsi="Times New Roman"/>
-          <w:b w:val="false"/>
-          <w:bCs w:val="false"/>
-          <w:i w:val="false"/>
-          <w:iCs w:val="false"/>
-          <w:sz w:val="26"/>
-          <w:szCs w:val="26"/>
-          <w:rtl/>
-        </w:rPr>
-        <w:t xml:space="preserve">«نام و نام خانوادگی نویسنده»</w:t>
+          <w:rFonts w:ascii="Times New Roman" w:cs="Times New Roman" w:hAnsi="Times New Roman"/>
+          <w:b w:val="false"/>
+          <w:bCs w:val="false"/>
+          <w:i w:val="false"/>
+          <w:iCs w:val="false"/>
+          <w:sz w:val="24"/>
+          <w:szCs w:val="24"/>
+          <w:rtl w:val="false"/>
+        </w:rPr>
+        <w:t xml:space="preserve">zhrzkrn.eng@gmail.com</w:t>
       </w:r>
     </w:p>
     <w:p>

--- a/paper/maghale.docx
+++ b/paper/maghale.docx
@@ -2,26 +2,6 @@
 <file path=word/document.xml><?xml version="1.0" encoding="utf-8"?>
 <w:document xmlns:wpc="http://schemas.microsoft.com/office/word/2010/wordprocessingCanvas" xmlns:mc="http://schemas.openxmlformats.org/markup-compatibility/2006" xmlns:o="urn:schemas-microsoft-com:office:office" xmlns:r="http://schemas.openxmlformats.org/officeDocument/2006/relationships" xmlns:m="http://schemas.openxmlformats.org/officeDocument/2006/math" xmlns:v="urn:schemas-microsoft-com:vml" xmlns:wp14="http://schemas.microsoft.com/office/word/2010/wordprocessingDrawing" xmlns:wp="http://schemas.openxmlformats.org/drawingml/2006/wordprocessingDrawing" xmlns:w10="urn:schemas-microsoft-com:office:word" xmlns:w="http://schemas.openxmlformats.org/wordprocessingml/2006/main" xmlns:w14="http://schemas.microsoft.com/office/word/2010/wordml" xmlns:w15="http://schemas.microsoft.com/office/word/2012/wordml" xmlns:wpg="http://schemas.microsoft.com/office/word/2010/wordprocessingGroup" xmlns:wpi="http://schemas.microsoft.com/office/word/2010/wordprocessingInk" xmlns:wne="http://schemas.microsoft.com/office/word/2006/wordml" xmlns:wps="http://schemas.microsoft.com/office/word/2010/wordprocessingShape" xmlns:cx="http://schemas.microsoft.com/office/drawing/2014/chartex" xmlns:cx1="http://schemas.microsoft.com/office/drawing/2015/9/8/chartex" xmlns:cx2="http://schemas.microsoft.com/office/drawing/2015/10/21/chartex" xmlns:cx3="http://schemas.microsoft.com/office/drawing/2016/5/9/chartex" xmlns:cx4="http://schemas.microsoft.com/office/drawing/2016/5/10/chartex" xmlns:cx5="http://schemas.microsoft.com/office/drawing/2016/5/11/chartex" xmlns:cx6="http://schemas.microsoft.com/office/drawing/2016/5/12/chartex" xmlns:cx7="http://schemas.microsoft.com/office/drawing/2016/5/13/chartex" xmlns:cx8="http://schemas.microsoft.com/office/drawing/2016/5/14/chartex" xmlns:aink="http://schemas.microsoft.com/office/drawing/2016/ink" xmlns:am3d="http://schemas.microsoft.com/office/drawing/2017/model3d" xmlns:w16cex="http://schemas.microsoft.com/office/word/2018/wordml/cex" xmlns:w16cid="http://schemas.microsoft.com/office/word/2016/wordml/cid" xmlns:w16="http://schemas.microsoft.com/office/word/2018/wordml" xmlns:w16sdtdh="http://schemas.microsoft.com/office/word/2020/wordml/sdtdatahash" xmlns:w16se="http://schemas.microsoft.com/office/word/2015/wordml/symex" mc:Ignorable="w14 w15 wp14">
   <w:body>
-    <w:p>
-      <w:pPr>
-        <w:bidi/>
-        <w:spacing w:after="120"/>
-        <w:jc w:val="center"/>
-      </w:pPr>
-      <w:r>
-        <w:rPr>
-          <w:rFonts w:ascii="Times New Roman" w:cs="B Lotus" w:hAnsi="Times New Roman"/>
-          <w:b/>
-          <w:bCs/>
-          <w:i w:val="false"/>
-          <w:iCs w:val="false"/>
-          <w:sz w:val="20"/>
-          <w:szCs w:val="20"/>
-          <w:rtl/>
-        </w:rPr>
-        <w:t xml:space="preserve">پیش‌نویس: 6 سلول از این جدول‌ها از اجرای پیشین برداشته شده و بازاجرای آن‌ها در جریان است.</w:t>
-      </w:r>
-    </w:p>
     <w:p>
       <w:pPr>
         <w:bidi/>
@@ -486,7 +466,7 @@
           <w:szCs w:val="20"/>
           <w:rtl w:val="false"/>
         </w:rPr>
-        <w:t xml:space="preserve">‎3.43‎</w:t>
+        <w:t xml:space="preserve">‎3.45‎</w:t>
       </w:r>
       <w:r>
         <w:rPr>
@@ -512,7 +492,7 @@
           <w:szCs w:val="20"/>
           <w:rtl w:val="false"/>
         </w:rPr>
-        <w:t xml:space="preserve">‎p = 0.734‎</w:t>
+        <w:t xml:space="preserve">‎p = 0.576‎</w:t>
       </w:r>
       <w:r>
         <w:rPr>
@@ -3993,7 +3973,7 @@
                 <w:szCs w:val="16"/>
                 <w:rtl w:val="false"/>
               </w:rPr>
-              <w:t xml:space="preserve">81.37 ± 0.28</w:t>
+              <w:t xml:space="preserve">81.39 ± 0.23</w:t>
             </w:r>
           </w:p>
         </w:tc>
@@ -4024,7 +4004,7 @@
                 <w:szCs w:val="16"/>
                 <w:rtl w:val="false"/>
               </w:rPr>
-              <w:t xml:space="preserve">82.09 ± 0.39</w:t>
+              <w:t xml:space="preserve">81.99 ± 0.49</w:t>
             </w:r>
           </w:p>
         </w:tc>
@@ -4055,7 +4035,7 @@
                 <w:szCs w:val="16"/>
                 <w:rtl w:val="false"/>
               </w:rPr>
-              <w:t xml:space="preserve">82.56 ± 0.59</w:t>
+              <w:t xml:space="preserve">82.54 ± 0.36</w:t>
             </w:r>
           </w:p>
         </w:tc>
@@ -4371,7 +4351,7 @@
                 <w:szCs w:val="16"/>
                 <w:rtl w:val="false"/>
               </w:rPr>
-              <w:t xml:space="preserve">62.64 ± 0.57</w:t>
+              <w:t xml:space="preserve">62.67 ± 0.33</w:t>
             </w:r>
           </w:p>
         </w:tc>
@@ -4402,7 +4382,7 @@
                 <w:szCs w:val="16"/>
                 <w:rtl w:val="false"/>
               </w:rPr>
-              <w:t xml:space="preserve">61.10 ± 1.07</w:t>
+              <w:t xml:space="preserve">60.73 ± 0.82</w:t>
             </w:r>
           </w:p>
         </w:tc>
@@ -4433,7 +4413,7 @@
                 <w:szCs w:val="16"/>
                 <w:rtl w:val="false"/>
               </w:rPr>
-              <w:t xml:space="preserve">61.89 ± 1.54</w:t>
+              <w:t xml:space="preserve">61.77 ± 1.29</w:t>
             </w:r>
           </w:p>
         </w:tc>
@@ -5823,7 +5803,7 @@
                 <w:szCs w:val="16"/>
                 <w:rtl w:val="false"/>
               </w:rPr>
-              <w:t xml:space="preserve">−1.53</w:t>
+              <w:t xml:space="preserve">−1.93</w:t>
             </w:r>
           </w:p>
         </w:tc>
@@ -5854,7 +5834,7 @@
                 <w:szCs w:val="16"/>
                 <w:rtl w:val="false"/>
               </w:rPr>
-              <w:t xml:space="preserve">0.99</w:t>
+              <w:t xml:space="preserve">0.71</w:t>
             </w:r>
           </w:p>
         </w:tc>
@@ -5885,7 +5865,7 @@
                 <w:szCs w:val="16"/>
                 <w:rtl w:val="false"/>
               </w:rPr>
-              <w:t xml:space="preserve">0.026 *</w:t>
+              <w:t xml:space="preserve">0.004 **</w:t>
             </w:r>
           </w:p>
         </w:tc>
@@ -6137,7 +6117,7 @@
                 <w:szCs w:val="16"/>
                 <w:rtl w:val="false"/>
               </w:rPr>
-              <w:t xml:space="preserve">+0.72</w:t>
+              <w:t xml:space="preserve">+0.60</w:t>
             </w:r>
           </w:p>
         </w:tc>
@@ -6168,7 +6148,7 @@
                 <w:szCs w:val="16"/>
                 <w:rtl w:val="false"/>
               </w:rPr>
-              <w:t xml:space="preserve">0.62</w:t>
+              <w:t xml:space="preserve">0.72</w:t>
             </w:r>
           </w:p>
         </w:tc>
@@ -6199,7 +6179,7 @@
                 <w:szCs w:val="16"/>
                 <w:rtl w:val="false"/>
               </w:rPr>
-              <w:t xml:space="preserve">0.061 n.s.</w:t>
+              <w:t xml:space="preserve">0.137 n.s.</w:t>
             </w:r>
           </w:p>
         </w:tc>
@@ -6420,7 +6400,7 @@
           <w:szCs w:val="20"/>
           <w:rtl w:val="false"/>
         </w:rPr>
-        <w:t xml:space="preserve">‎−1.53، p = 0.026‎</w:t>
+        <w:t xml:space="preserve">‎−1.93، p = 0.004‎</w:t>
       </w:r>
       <w:r>
         <w:rPr>
@@ -6810,7 +6790,7 @@
                 <w:szCs w:val="16"/>
                 <w:rtl w:val="false"/>
               </w:rPr>
-              <w:t xml:space="preserve">−0.15</w:t>
+              <w:t xml:space="preserve">−0.27</w:t>
             </w:r>
           </w:p>
         </w:tc>
@@ -6841,7 +6821,7 @@
                 <w:szCs w:val="16"/>
                 <w:rtl w:val="false"/>
               </w:rPr>
-              <w:t xml:space="preserve">0.90</w:t>
+              <w:t xml:space="preserve">1.00</w:t>
             </w:r>
           </w:p>
         </w:tc>
@@ -6872,7 +6852,7 @@
                 <w:szCs w:val="16"/>
                 <w:rtl w:val="false"/>
               </w:rPr>
-              <w:t xml:space="preserve">0.734 n.s.</w:t>
+              <w:t xml:space="preserve">0.576 n.s.</w:t>
             </w:r>
           </w:p>
         </w:tc>
@@ -6936,7 +6916,7 @@
                 <w:szCs w:val="16"/>
                 <w:rtl w:val="false"/>
               </w:rPr>
-              <w:t xml:space="preserve">+0.98</w:t>
+              <w:t xml:space="preserve">+0.86</w:t>
             </w:r>
           </w:p>
         </w:tc>
@@ -6967,7 +6947,7 @@
                 <w:szCs w:val="16"/>
                 <w:rtl w:val="false"/>
               </w:rPr>
-              <w:t xml:space="preserve">0.41</w:t>
+              <w:t xml:space="preserve">0.53</w:t>
             </w:r>
           </w:p>
         </w:tc>
@@ -6998,7 +6978,7 @@
                 <w:szCs w:val="16"/>
                 <w:rtl w:val="false"/>
               </w:rPr>
-              <w:t xml:space="preserve">0.006 **</w:t>
+              <w:t xml:space="preserve">0.022 *</w:t>
             </w:r>
           </w:p>
         </w:tc>
@@ -7062,7 +7042,7 @@
                 <w:szCs w:val="16"/>
                 <w:rtl w:val="false"/>
               </w:rPr>
-              <w:t xml:space="preserve">+2.25</w:t>
+              <w:t xml:space="preserve">+2.53</w:t>
             </w:r>
           </w:p>
         </w:tc>
@@ -7093,7 +7073,7 @@
                 <w:szCs w:val="16"/>
                 <w:rtl w:val="false"/>
               </w:rPr>
-              <w:t xml:space="preserve">1.56</w:t>
+              <w:t xml:space="preserve">1.36</w:t>
             </w:r>
           </w:p>
         </w:tc>
@@ -7124,7 +7104,7 @@
                 <w:szCs w:val="16"/>
                 <w:rtl w:val="false"/>
               </w:rPr>
-              <w:t xml:space="preserve">0.032 *</w:t>
+              <w:t xml:space="preserve">0.014 *</w:t>
             </w:r>
           </w:p>
         </w:tc>
@@ -7314,7 +7294,7 @@
                 <w:szCs w:val="16"/>
                 <w:rtl w:val="false"/>
               </w:rPr>
-              <w:t xml:space="preserve">+2.40</w:t>
+              <w:t xml:space="preserve">+2.80</w:t>
             </w:r>
           </w:p>
         </w:tc>
@@ -7345,7 +7325,7 @@
                 <w:szCs w:val="16"/>
                 <w:rtl w:val="false"/>
               </w:rPr>
-              <w:t xml:space="preserve">1.07</w:t>
+              <w:t xml:space="preserve">0.71</w:t>
             </w:r>
           </w:p>
         </w:tc>
@@ -7376,7 +7356,7 @@
                 <w:szCs w:val="16"/>
                 <w:rtl w:val="false"/>
               </w:rPr>
-              <w:t xml:space="preserve">0.007 **</w:t>
+              <w:t xml:space="preserve">0.001 **</w:t>
             </w:r>
           </w:p>
         </w:tc>
@@ -7440,7 +7420,7 @@
                 <w:szCs w:val="16"/>
                 <w:rtl w:val="false"/>
               </w:rPr>
-              <w:t xml:space="preserve">+1.27</w:t>
+              <w:t xml:space="preserve">+1.67</w:t>
             </w:r>
           </w:p>
         </w:tc>
@@ -7471,7 +7451,7 @@
                 <w:szCs w:val="16"/>
                 <w:rtl w:val="false"/>
               </w:rPr>
-              <w:t xml:space="preserve">1.26</w:t>
+              <w:t xml:space="preserve">1.03</w:t>
             </w:r>
           </w:p>
         </w:tc>
@@ -7502,7 +7482,7 @@
                 <w:szCs w:val="16"/>
                 <w:rtl w:val="false"/>
               </w:rPr>
-              <w:t xml:space="preserve">0.088 n.s.</w:t>
+              <w:t xml:space="preserve">0.022 *</w:t>
             </w:r>
           </w:p>
         </w:tc>
@@ -7592,7 +7572,7 @@
           <w:szCs w:val="20"/>
           <w:rtl w:val="false"/>
         </w:rPr>
-        <w:t xml:space="preserve">‎3.43‎</w:t>
+        <w:t xml:space="preserve">‎3.45‎</w:t>
       </w:r>
       <w:r>
         <w:rPr>
@@ -7644,7 +7624,7 @@
           <w:szCs w:val="20"/>
           <w:rtl w:val="false"/>
         </w:rPr>
-        <w:t xml:space="preserve">‎p = 0.734‎</w:t>
+        <w:t xml:space="preserve">‎p = 0.576‎</w:t>
       </w:r>
       <w:r>
         <w:rPr>
@@ -8191,7 +8171,7 @@
                 <w:szCs w:val="16"/>
                 <w:rtl w:val="false"/>
               </w:rPr>
-              <w:t xml:space="preserve">+0.47</w:t>
+              <w:t xml:space="preserve">+0.55</w:t>
             </w:r>
           </w:p>
         </w:tc>
@@ -8222,7 +8202,7 @@
                 <w:szCs w:val="16"/>
                 <w:rtl w:val="false"/>
               </w:rPr>
-              <w:t xml:space="preserve">0.35</w:t>
+              <w:t xml:space="preserve">0.41</w:t>
             </w:r>
           </w:p>
         </w:tc>
@@ -8253,7 +8233,7 @@
                 <w:szCs w:val="16"/>
                 <w:rtl w:val="false"/>
               </w:rPr>
-              <w:t xml:space="preserve">0.038 *</w:t>
+              <w:t xml:space="preserve">0.040 *</w:t>
             </w:r>
           </w:p>
         </w:tc>
@@ -8569,7 +8549,7 @@
                 <w:szCs w:val="16"/>
                 <w:rtl w:val="false"/>
               </w:rPr>
-              <w:t xml:space="preserve">+0.78</w:t>
+              <w:t xml:space="preserve">+1.04</w:t>
             </w:r>
           </w:p>
         </w:tc>
@@ -8600,7 +8580,7 @@
                 <w:szCs w:val="16"/>
                 <w:rtl w:val="false"/>
               </w:rPr>
-              <w:t xml:space="preserve">1.75</w:t>
+              <w:t xml:space="preserve">1.03</w:t>
             </w:r>
           </w:p>
         </w:tc>
@@ -8631,7 +8611,7 @@
                 <w:szCs w:val="16"/>
                 <w:rtl w:val="false"/>
               </w:rPr>
-              <w:t xml:space="preserve">0.373 n.s.</w:t>
+              <w:t xml:space="preserve">0.087 n.s.</w:t>
             </w:r>
           </w:p>
         </w:tc>
@@ -8695,7 +8675,7 @@
           <w:szCs w:val="20"/>
           <w:rtl w:val="false"/>
         </w:rPr>
-        <w:t xml:space="preserve">‎+0.47، p = 0.038‎</w:t>
+        <w:t xml:space="preserve">‎+0.55، p = 0.040‎</w:t>
       </w:r>
       <w:r>
         <w:rPr>
@@ -9063,7 +9043,7 @@
                 <w:szCs w:val="16"/>
                 <w:rtl w:val="false"/>
               </w:rPr>
-              <w:t xml:space="preserve">+3.43</w:t>
+              <w:t xml:space="preserve">+3.45</w:t>
             </w:r>
           </w:p>
         </w:tc>
@@ -9094,7 +9074,7 @@
                 <w:szCs w:val="16"/>
                 <w:rtl w:val="false"/>
               </w:rPr>
-              <w:t xml:space="preserve">0.46</w:t>
+              <w:t xml:space="preserve">0.41</w:t>
             </w:r>
           </w:p>
         </w:tc>
@@ -9189,7 +9169,7 @@
                 <w:szCs w:val="16"/>
                 <w:rtl w:val="false"/>
               </w:rPr>
-              <w:t xml:space="preserve">+1.91</w:t>
+              <w:t xml:space="preserve">+1.93</w:t>
             </w:r>
           </w:p>
         </w:tc>
@@ -9220,7 +9200,7 @@
                 <w:szCs w:val="16"/>
                 <w:rtl w:val="false"/>
               </w:rPr>
-              <w:t xml:space="preserve">0.28</w:t>
+              <w:t xml:space="preserve">0.25</w:t>
             </w:r>
           </w:p>
         </w:tc>
@@ -9346,7 +9326,7 @@
                 <w:szCs w:val="16"/>
                 <w:rtl w:val="false"/>
               </w:rPr>
-              <w:t xml:space="preserve">0.59</w:t>
+              <w:t xml:space="preserve">0.45</w:t>
             </w:r>
           </w:p>
         </w:tc>
@@ -9567,7 +9547,7 @@
                 <w:szCs w:val="16"/>
                 <w:rtl w:val="false"/>
               </w:rPr>
-              <w:t xml:space="preserve">+15.30</w:t>
+              <w:t xml:space="preserve">+15.27</w:t>
             </w:r>
           </w:p>
         </w:tc>
@@ -9598,7 +9578,7 @@
                 <w:szCs w:val="16"/>
                 <w:rtl w:val="false"/>
               </w:rPr>
-              <w:t xml:space="preserve">0.95</w:t>
+              <w:t xml:space="preserve">0.70</w:t>
             </w:r>
           </w:p>
         </w:tc>
@@ -9693,7 +9673,7 @@
                 <w:szCs w:val="16"/>
                 <w:rtl w:val="false"/>
               </w:rPr>
-              <w:t xml:space="preserve">+16.83</w:t>
+              <w:t xml:space="preserve">+16.80</w:t>
             </w:r>
           </w:p>
         </w:tc>
@@ -9724,7 +9704,7 @@
                 <w:szCs w:val="16"/>
                 <w:rtl w:val="false"/>
               </w:rPr>
-              <w:t xml:space="preserve">0.79</w:t>
+              <w:t xml:space="preserve">0.58</w:t>
             </w:r>
           </w:p>
         </w:tc>
@@ -10050,7 +10030,7 @@
                 <w:szCs w:val="16"/>
                 <w:rtl w:val="false"/>
               </w:rPr>
-              <w:t xml:space="preserve">79.13 ± 0.23</w:t>
+              <w:t xml:space="preserve">79.09 ± 0.31</w:t>
             </w:r>
           </w:p>
         </w:tc>
@@ -10081,7 +10061,7 @@
                 <w:szCs w:val="16"/>
                 <w:rtl w:val="false"/>
               </w:rPr>
-              <w:t xml:space="preserve">82.09 ± 0.39</w:t>
+              <w:t xml:space="preserve">81.99 ± 0.49</w:t>
             </w:r>
           </w:p>
         </w:tc>
@@ -10335,7 +10315,7 @@
                 <w:szCs w:val="16"/>
                 <w:rtl w:val="false"/>
               </w:rPr>
-              <w:t xml:space="preserve">61.55 ± 0.89</w:t>
+              <w:t xml:space="preserve">61.46 ± 1.02</w:t>
             </w:r>
           </w:p>
         </w:tc>
@@ -10366,7 +10346,7 @@
                 <w:szCs w:val="16"/>
                 <w:rtl w:val="false"/>
               </w:rPr>
-              <w:t xml:space="preserve">61.10 ± 1.07</w:t>
+              <w:t xml:space="preserve">60.73 ± 0.82</w:t>
             </w:r>
           </w:p>
         </w:tc>
@@ -10864,7 +10844,7 @@
                 <w:szCs w:val="16"/>
                 <w:rtl w:val="false"/>
               </w:rPr>
-              <w:t xml:space="preserve">+0.65</w:t>
+              <w:t xml:space="preserve">+0.18</w:t>
             </w:r>
           </w:p>
         </w:tc>
@@ -10895,7 +10875,7 @@
                 <w:szCs w:val="16"/>
                 <w:rtl w:val="false"/>
               </w:rPr>
-              <w:t xml:space="preserve">+0.90</w:t>
+              <w:t xml:space="preserve">+0.58</w:t>
             </w:r>
           </w:p>
         </w:tc>
@@ -10926,7 +10906,7 @@
                 <w:szCs w:val="16"/>
                 <w:rtl w:val="false"/>
               </w:rPr>
-              <w:t xml:space="preserve">+0.19</w:t>
+              <w:t xml:space="preserve">+0.12</w:t>
             </w:r>
           </w:p>
         </w:tc>
@@ -10957,7 +10937,7 @@
                 <w:szCs w:val="16"/>
                 <w:rtl w:val="false"/>
               </w:rPr>
-              <w:t xml:space="preserve">+1.69</w:t>
+              <w:t xml:space="preserve">+1.84</w:t>
             </w:r>
           </w:p>
         </w:tc>
@@ -10988,7 +10968,7 @@
                 <w:szCs w:val="16"/>
                 <w:rtl w:val="false"/>
               </w:rPr>
-              <w:t xml:space="preserve">+0.17</w:t>
+              <w:t xml:space="preserve">+0.25</w:t>
             </w:r>
           </w:p>
         </w:tc>
@@ -11428,7 +11408,7 @@
                 <w:szCs w:val="16"/>
                 <w:rtl w:val="false"/>
               </w:rPr>
-              <w:t xml:space="preserve">−1.67</w:t>
+              <w:t xml:space="preserve">−1.80</w:t>
             </w:r>
           </w:p>
         </w:tc>
@@ -11459,7 +11439,7 @@
                 <w:szCs w:val="16"/>
                 <w:rtl w:val="false"/>
               </w:rPr>
-              <w:t xml:space="preserve">−1.75</w:t>
+              <w:t xml:space="preserve">−2.01</w:t>
             </w:r>
           </w:p>
         </w:tc>
@@ -11490,7 +11470,7 @@
                 <w:szCs w:val="16"/>
                 <w:rtl w:val="false"/>
               </w:rPr>
-              <w:t xml:space="preserve">−0.06</w:t>
+              <w:t xml:space="preserve">−1.94</w:t>
             </w:r>
           </w:p>
         </w:tc>
@@ -11521,7 +11501,7 @@
                 <w:szCs w:val="16"/>
                 <w:rtl w:val="false"/>
               </w:rPr>
-              <w:t xml:space="preserve">−2.82</w:t>
+              <w:t xml:space="preserve">−2.95</w:t>
             </w:r>
           </w:p>
         </w:tc>
@@ -11552,7 +11532,7 @@
                 <w:szCs w:val="16"/>
                 <w:rtl w:val="false"/>
               </w:rPr>
-              <w:t xml:space="preserve">−1.36</w:t>
+              <w:t xml:space="preserve">−0.97</w:t>
             </w:r>
           </w:p>
         </w:tc>
@@ -13425,7 +13405,7 @@
           <w:szCs w:val="20"/>
           <w:rtl w:val="false"/>
         </w:rPr>
-        <w:t xml:space="preserve">82.56</w:t>
+        <w:t xml:space="preserve">82.54</w:t>
       </w:r>
       <w:r>
         <w:rPr>
@@ -13625,7 +13605,7 @@
           <w:szCs w:val="20"/>
           <w:rtl w:val="false"/>
         </w:rPr>
-        <w:t xml:space="preserve">62.64</w:t>
+        <w:t xml:space="preserve">62.67</w:t>
       </w:r>
       <w:r>
         <w:rPr>
